--- a/website_bio.docx
+++ b/website_bio.docx
@@ -24,6 +24,71 @@
     <w:p>
       <w:r>
         <w:t xml:space="preserve">My current research pairs autonomous acoustic recorders and machine learning algorithms to survey bird communities in California’s rapidly urbanizing Central Valley. </w:t>
+      </w:r>
+    </w:p>
+    <w:p/>
+    <w:p>
+      <w:r>
+        <w:t>Research:</w:t>
+      </w:r>
+    </w:p>
+    <w:p>
+      <w:r>
+        <w:t xml:space="preserve">I study how bird communities respond to urban development across Stockton, California. Using passive acoustic monitoring and machine learning-based species identification, I am </w:t>
+      </w:r>
+      <w:r>
+        <w:t>estimating</w:t>
+      </w:r>
+      <w:r>
+        <w:t xml:space="preserve"> species richness and occupancy in relation to vegetation structure and urban land use. </w:t>
+      </w:r>
+    </w:p>
+    <w:p>
+      <w:r>
+        <w:t>The Central Valley is one of North America’s most altered landscapes, having lost most of its historic wetlands, riparian forests, and grasslands</w:t>
+      </w:r>
+      <w:r>
+        <w:t xml:space="preserve">. </w:t>
+      </w:r>
+      <w:r>
+        <w:t>Those losses have</w:t>
+      </w:r>
+      <w:r>
+        <w:t xml:space="preserve"> c</w:t>
+      </w:r>
+      <w:r>
+        <w:t>ontribut</w:t>
+      </w:r>
+      <w:r>
+        <w:t xml:space="preserve">ed </w:t>
+      </w:r>
+      <w:r>
+        <w:t>to widespread declines of habitat-specialist birds. This region also forms a large part of the Pacific Flyway bird migration route, so the habitat that remains is especially important for sustaining migratory species.</w:t>
+      </w:r>
+    </w:p>
+    <w:p>
+      <w:r>
+        <w:t>Species distributions are rarely resolved</w:t>
+      </w:r>
+      <w:r>
+        <w:t xml:space="preserve"> within a single city, so my project is producing localized data that citywide greening initiatives can act on. </w:t>
+      </w:r>
+    </w:p>
+    <w:p/>
+    <w:p/>
+    <w:p/>
+    <w:p/>
+    <w:p>
+      <w:r>
+        <w:t xml:space="preserve">The Central Valley is one of North America’s most altered landscapes, having lost </w:t>
+      </w:r>
+      <w:proofErr w:type="gramStart"/>
+      <w:r>
+        <w:t>the majority of</w:t>
+      </w:r>
+      <w:proofErr w:type="gramEnd"/>
+      <w:r>
+        <w:t xml:space="preserve"> its historic wetlands, riparian forests, and grasslands. This habitat loss has contributed to widespread declines of habitat-specialist birds. This region also forms a large portion of the Pacific Flyway migration route, so protecting quality habitat is important for the survival of many migratory species. </w:t>
       </w:r>
     </w:p>
     <w:sectPr>

--- a/website_bio.docx
+++ b/website_bio.docx
@@ -28,24 +28,55 @@
     </w:p>
     <w:p/>
     <w:p>
-      <w:r>
+      <w:pPr>
+        <w:rPr>
+          <w:rFonts w:ascii="Times New Roman" w:hAnsi="Times New Roman" w:cs="Times New Roman"/>
+        </w:rPr>
+      </w:pPr>
+      <w:r>
+        <w:rPr>
+          <w:rFonts w:ascii="Times New Roman" w:hAnsi="Times New Roman" w:cs="Times New Roman"/>
+        </w:rPr>
         <w:t>Research:</w:t>
       </w:r>
     </w:p>
     <w:p>
-      <w:r>
+      <w:pPr>
+        <w:rPr>
+          <w:rFonts w:ascii="Times New Roman" w:hAnsi="Times New Roman" w:cs="Times New Roman"/>
+        </w:rPr>
+      </w:pPr>
+      <w:r>
+        <w:rPr>
+          <w:rFonts w:ascii="Times New Roman" w:hAnsi="Times New Roman" w:cs="Times New Roman"/>
+        </w:rPr>
         <w:t xml:space="preserve">I study how bird communities respond to urban development across Stockton, California. Using passive acoustic monitoring and machine learning-based species identification, I am </w:t>
       </w:r>
       <w:r>
+        <w:rPr>
+          <w:rFonts w:ascii="Times New Roman" w:hAnsi="Times New Roman" w:cs="Times New Roman"/>
+        </w:rPr>
         <w:t>estimating</w:t>
       </w:r>
       <w:r>
+        <w:rPr>
+          <w:rFonts w:ascii="Times New Roman" w:hAnsi="Times New Roman" w:cs="Times New Roman"/>
+        </w:rPr>
         <w:t xml:space="preserve"> species richness and occupancy in relation to vegetation structure and urban land use. </w:t>
       </w:r>
     </w:p>
     <w:p>
-      <w:r>
-        <w:t>The Central Valley is one of North America’s most altered landscapes, having lost most of its historic wetlands, riparian forests, and grasslands</w:t>
+      <w:pPr>
+        <w:pStyle w:val="NormalWeb"/>
+      </w:pPr>
+      <w:r>
+        <w:t xml:space="preserve">The Central Valley is one of North America’s most altered landscapes, having lost </w:t>
+      </w:r>
+      <w:r>
+        <w:t xml:space="preserve">the majority </w:t>
+      </w:r>
+      <w:r>
+        <w:t>of its historic wetlands, riparian forests, and grasslands</w:t>
       </w:r>
       <w:r>
         <w:t xml:space="preserve">. </w:t>
@@ -63,24 +94,33 @@
         <w:t xml:space="preserve">ed </w:t>
       </w:r>
       <w:r>
-        <w:t>to widespread declines of habitat-specialist birds. This region also forms a large part of the Pacific Flyway bird migration route, so the habitat that remains is especially important for sustaining migratory species.</w:t>
+        <w:t xml:space="preserve">to widespread declines of habitat-specialist birds. </w:t>
+      </w:r>
+      <w:r>
+        <w:t>Because this region forms a large part of the Pacific Flyway, the habitat that remains is especially important for migratory birds.</w:t>
       </w:r>
     </w:p>
     <w:p>
-      <w:r>
-        <w:t>Species distributions are rarely resolved</w:t>
-      </w:r>
-      <w:r>
-        <w:t xml:space="preserve"> within a single city, so my project is producing localized data that citywide greening initiatives can act on. </w:t>
+      <w:pPr>
+        <w:pStyle w:val="NormalWeb"/>
+      </w:pPr>
+      <w:r>
+        <w:t>Species distributions are rarely resolved within a single city, so my project is producing localized data that citywide greening initiatives can act on.</w:t>
       </w:r>
     </w:p>
     <w:p/>
     <w:p/>
-    <w:p/>
-    <w:p/>
     <w:p>
       <w:r>
-        <w:t xml:space="preserve">The Central Valley is one of North America’s most altered landscapes, having lost </w:t>
+        <w:t>Older draft:</w:t>
+      </w:r>
+    </w:p>
+    <w:p>
+      <w:pPr>
+        <w:pStyle w:val="NormalWeb"/>
+      </w:pPr>
+      <w:r>
+        <w:t xml:space="preserve">Urban areas are expanding rapidly worldwide and pose a growing threat to biodiversity, especially in regions already heavily modified by human land use. One of North America's most altered landscapes is California’s Central Valley, which has lost </w:t>
       </w:r>
       <w:proofErr w:type="gramStart"/>
       <w:r>
@@ -88,7 +128,28 @@
       </w:r>
       <w:proofErr w:type="gramEnd"/>
       <w:r>
-        <w:t xml:space="preserve"> its historic wetlands, riparian forests, and grasslands. This habitat loss has contributed to widespread declines of habitat-specialist birds. This region also forms a large portion of the Pacific Flyway migration route, so protecting quality habitat is important for the survival of many migratory species. </w:t>
+        <w:t xml:space="preserve"> its historic wetlands, riparian forests, and grasslands, leading to widespread declines of habitat-specialist birds.</w:t>
+      </w:r>
+    </w:p>
+    <w:p>
+      <w:pPr>
+        <w:pStyle w:val="NormalWeb"/>
+      </w:pPr>
+      <w:r>
+        <w:t>The Central Valley forms a large part of the Pacific Flyway bird migration route, thus protecting quality habitat is very important for sustaining migratory and overwintering species. However, we still have a lot to learn about how different functional groups of birds are responding to human development in this region.</w:t>
+      </w:r>
+    </w:p>
+    <w:p>
+      <w:pPr>
+        <w:pStyle w:val="NormalWeb"/>
+      </w:pPr>
+      <w:r>
+        <w:t>My research addresses this gap by monitoring bird species occupancy across an urban gradient in Stockton, California. I am using passive acoustic monitoring and machine learning-based species identification to assess patterns in bird species richness and occupancy in relation to vegetation structure and urban land use to inform citywide greening initiatives.</w:t>
+      </w:r>
+    </w:p>
+    <w:p>
+      <w:r>
+        <w:t xml:space="preserve"> </w:t>
       </w:r>
     </w:p>
     <w:sectPr>
@@ -1018,6 +1079,22 @@
       <w:spacing w:val="5"/>
     </w:rPr>
   </w:style>
+  <w:style w:type="paragraph" w:styleId="NormalWeb">
+    <w:name w:val="Normal (Web)"/>
+    <w:basedOn w:val="Normal"/>
+    <w:uiPriority w:val="99"/>
+    <w:semiHidden/>
+    <w:unhideWhenUsed/>
+    <w:rsid w:val="00D944C5"/>
+    <w:pPr>
+      <w:spacing w:before="100" w:beforeAutospacing="1" w:after="100" w:afterAutospacing="1" w:line="240" w:lineRule="auto"/>
+    </w:pPr>
+    <w:rPr>
+      <w:rFonts w:ascii="Times New Roman" w:eastAsia="Times New Roman" w:hAnsi="Times New Roman" w:cs="Times New Roman"/>
+      <w:kern w:val="0"/>
+      <w14:ligatures w14:val="none"/>
+    </w:rPr>
+  </w:style>
 </w:styles>
 </file>
 

--- a/website_bio.docx
+++ b/website_bio.docx
@@ -26,17 +26,287 @@
         <w:t xml:space="preserve">My current research pairs autonomous acoustic recorders and machine learning algorithms to survey bird communities in California’s rapidly urbanizing Central Valley. </w:t>
       </w:r>
     </w:p>
+    <w:p>
+      <w:pPr>
+        <w:rPr>
+          <w:rFonts w:ascii="Times New Roman" w:hAnsi="Times New Roman" w:cs="Times New Roman"/>
+        </w:rPr>
+      </w:pPr>
+      <w:r>
+        <w:rPr>
+          <w:rFonts w:ascii="Times New Roman" w:hAnsi="Times New Roman" w:cs="Times New Roman"/>
+        </w:rPr>
+        <w:t>Newer:</w:t>
+      </w:r>
+    </w:p>
+    <w:p>
+      <w:pPr>
+        <w:rPr>
+          <w:rFonts w:ascii="Times New Roman" w:hAnsi="Times New Roman" w:cs="Times New Roman"/>
+        </w:rPr>
+      </w:pPr>
+      <w:r>
+        <w:rPr>
+          <w:rFonts w:ascii="Times New Roman" w:hAnsi="Times New Roman" w:cs="Times New Roman"/>
+        </w:rPr>
+        <w:t>I</w:t>
+      </w:r>
+      <w:r>
+        <w:rPr>
+          <w:rFonts w:ascii="Times New Roman" w:hAnsi="Times New Roman" w:cs="Times New Roman"/>
+        </w:rPr>
+        <w:t xml:space="preserve"> </w:t>
+      </w:r>
+      <w:r>
+        <w:rPr>
+          <w:rFonts w:ascii="Times New Roman" w:hAnsi="Times New Roman" w:cs="Times New Roman"/>
+        </w:rPr>
+        <w:t>currently study</w:t>
+      </w:r>
+      <w:r>
+        <w:rPr>
+          <w:rFonts w:ascii="Times New Roman" w:hAnsi="Times New Roman" w:cs="Times New Roman"/>
+        </w:rPr>
+        <w:t xml:space="preserve"> how</w:t>
+      </w:r>
+      <w:r>
+        <w:rPr>
+          <w:rFonts w:ascii="Times New Roman" w:hAnsi="Times New Roman" w:cs="Times New Roman"/>
+        </w:rPr>
+        <w:t xml:space="preserve"> bird communities respond to development across </w:t>
+      </w:r>
+      <w:r>
+        <w:rPr>
+          <w:rFonts w:ascii="Times New Roman" w:hAnsi="Times New Roman" w:cs="Times New Roman"/>
+        </w:rPr>
+        <w:t>a</w:t>
+      </w:r>
+      <w:r>
+        <w:rPr>
+          <w:rFonts w:ascii="Times New Roman" w:hAnsi="Times New Roman" w:cs="Times New Roman"/>
+        </w:rPr>
+        <w:t xml:space="preserve">n urban </w:t>
+      </w:r>
+      <w:r>
+        <w:rPr>
+          <w:rFonts w:ascii="Times New Roman" w:hAnsi="Times New Roman" w:cs="Times New Roman"/>
+        </w:rPr>
+        <w:t xml:space="preserve">gradient in </w:t>
+      </w:r>
+      <w:r>
+        <w:rPr>
+          <w:rFonts w:ascii="Times New Roman" w:hAnsi="Times New Roman" w:cs="Times New Roman"/>
+        </w:rPr>
+        <w:t xml:space="preserve">Stockton, </w:t>
+      </w:r>
+      <w:r>
+        <w:rPr>
+          <w:rFonts w:ascii="Times New Roman" w:hAnsi="Times New Roman" w:cs="Times New Roman"/>
+        </w:rPr>
+        <w:t xml:space="preserve">a city in </w:t>
+      </w:r>
+      <w:r>
+        <w:rPr>
+          <w:rFonts w:ascii="Times New Roman" w:hAnsi="Times New Roman" w:cs="Times New Roman"/>
+        </w:rPr>
+        <w:t>California</w:t>
+      </w:r>
+      <w:r>
+        <w:rPr>
+          <w:rFonts w:ascii="Times New Roman" w:hAnsi="Times New Roman" w:cs="Times New Roman"/>
+        </w:rPr>
+        <w:t>’s Central Valley</w:t>
+      </w:r>
+      <w:r>
+        <w:rPr>
+          <w:rFonts w:ascii="Times New Roman" w:hAnsi="Times New Roman" w:cs="Times New Roman"/>
+        </w:rPr>
+        <w:t xml:space="preserve">. Using passive acoustic monitoring and </w:t>
+      </w:r>
+      <w:r>
+        <w:rPr>
+          <w:rFonts w:ascii="Times New Roman" w:hAnsi="Times New Roman" w:cs="Times New Roman"/>
+        </w:rPr>
+        <w:t xml:space="preserve">automated species identification, I </w:t>
+      </w:r>
+      <w:r>
+        <w:rPr>
+          <w:rFonts w:ascii="Times New Roman" w:hAnsi="Times New Roman" w:cs="Times New Roman"/>
+        </w:rPr>
+        <w:t xml:space="preserve">am </w:t>
+      </w:r>
+      <w:r>
+        <w:rPr>
+          <w:rFonts w:ascii="Times New Roman" w:hAnsi="Times New Roman" w:cs="Times New Roman"/>
+        </w:rPr>
+        <w:t>model</w:t>
+      </w:r>
+      <w:r>
+        <w:rPr>
+          <w:rFonts w:ascii="Times New Roman" w:hAnsi="Times New Roman" w:cs="Times New Roman"/>
+        </w:rPr>
+        <w:t>ing</w:t>
+      </w:r>
+      <w:r>
+        <w:rPr>
+          <w:rFonts w:ascii="Times New Roman" w:hAnsi="Times New Roman" w:cs="Times New Roman"/>
+        </w:rPr>
+        <w:t xml:space="preserve"> how occupancy and relative abundance vary with vegetation structure.</w:t>
+      </w:r>
+    </w:p>
+    <w:p>
+      <w:pPr>
+        <w:pStyle w:val="NormalWeb"/>
+      </w:pPr>
+      <w:r>
+        <w:t>The Valley</w:t>
+      </w:r>
+      <w:r>
+        <w:t xml:space="preserve"> </w:t>
+      </w:r>
+      <w:r>
+        <w:t xml:space="preserve">has lost more than 90% of its historic wetlands, riparian forests, and grasslands. Habitat-specialist birds have declined with them. </w:t>
+      </w:r>
+      <w:r>
+        <w:t>Because this region forms a large part of the Pacific Flyway, remaining riparian corridors and urban vegetation provide important stopover habitat for migrants.</w:t>
+      </w:r>
+    </w:p>
+    <w:p>
+      <w:pPr>
+        <w:pStyle w:val="NormalWeb"/>
+      </w:pPr>
+      <w:r>
+        <w:t>Intra-urban acoustic monitoring as not been widely applied in the Central Valley, and so this project provides localized data for conservation and urban greening initiatives.</w:t>
+      </w:r>
+    </w:p>
+    <w:p>
+      <w:pPr>
+        <w:pStyle w:val="NormalWeb"/>
+        <w:rPr>
+          <w:strike/>
+        </w:rPr>
+      </w:pPr>
+      <w:r>
+        <w:rPr>
+          <w:strike/>
+        </w:rPr>
+        <w:t xml:space="preserve">My project tracks how bird distributions shift across space and time within a single city, </w:t>
+      </w:r>
+      <w:r>
+        <w:rPr>
+          <w:strike/>
+        </w:rPr>
+        <w:t xml:space="preserve">providing </w:t>
+      </w:r>
+      <w:r>
+        <w:rPr>
+          <w:strike/>
+        </w:rPr>
+        <w:t>localized data for conservation and urban greening initiatives.</w:t>
+      </w:r>
+    </w:p>
+    <w:p>
+      <w:pPr>
+        <w:pStyle w:val="NormalWeb"/>
+        <w:rPr>
+          <w:strike/>
+        </w:rPr>
+      </w:pPr>
+      <w:r>
+        <w:rPr>
+          <w:strike/>
+        </w:rPr>
+        <w:t>How much urban vegetation sustains bird populations is still unclear.</w:t>
+      </w:r>
+    </w:p>
+    <w:p>
+      <w:pPr>
+        <w:pStyle w:val="NormalWeb"/>
+      </w:pPr>
+      <w:r>
+        <w:t>contributes to sustaining bird populations is still unclear</w:t>
+      </w:r>
+      <w:r>
+        <w:t xml:space="preserve">. </w:t>
+      </w:r>
+      <w:proofErr w:type="spellStart"/>
+      <w:r>
+        <w:t>I</w:t>
+      </w:r>
+      <w:r>
+        <w:t>ntra-</w:t>
+      </w:r>
+      <w:proofErr w:type="spellEnd"/>
+      <w:r>
+        <w:t>urban acoustic monitoring has not been widely applied in the Central Valley</w:t>
+      </w:r>
+      <w:r>
+        <w:t>, and so my</w:t>
+      </w:r>
+      <w:r>
+        <w:t xml:space="preserve"> project </w:t>
+      </w:r>
+      <w:r>
+        <w:t>provides</w:t>
+      </w:r>
+      <w:r>
+        <w:t xml:space="preserve"> data that can </w:t>
+      </w:r>
+      <w:r>
+        <w:t>tell us something about bird species distributions across space and time in urban areas.</w:t>
+      </w:r>
+    </w:p>
+    <w:p>
+      <w:pPr>
+        <w:pStyle w:val="NormalWeb"/>
+      </w:pPr>
+    </w:p>
+    <w:p>
+      <w:pPr>
+        <w:pStyle w:val="NormalWeb"/>
+      </w:pPr>
+      <w:r>
+        <w:t>Yet i</w:t>
+      </w:r>
+      <w:r>
+        <w:t>ntra-urban acoustic monitoring has not been widely applied in the Central Valley, so my project aims to provide localized data that can inform citywide greening initiatives.</w:t>
+      </w:r>
+    </w:p>
+    <w:p>
+      <w:pPr>
+        <w:pStyle w:val="NormalWeb"/>
+      </w:pPr>
+    </w:p>
+    <w:p>
+      <w:pPr>
+        <w:pStyle w:val="NormalWeb"/>
+      </w:pPr>
+      <w:r>
+        <w:t xml:space="preserve">Few studies </w:t>
+      </w:r>
+      <w:r>
+        <w:t xml:space="preserve">have </w:t>
+      </w:r>
+      <w:r>
+        <w:t>modeled species</w:t>
+      </w:r>
+      <w:r>
+        <w:t xml:space="preserve"> distributions at the scale of a single city, so my project aims to provide localized data that is valuable for city planners and can help inform citywide greening initiatives.</w:t>
+      </w:r>
+    </w:p>
     <w:p/>
-    <w:p>
-      <w:pPr>
-        <w:rPr>
-          <w:rFonts w:ascii="Times New Roman" w:hAnsi="Times New Roman" w:cs="Times New Roman"/>
-        </w:rPr>
-      </w:pPr>
-      <w:r>
-        <w:rPr>
-          <w:rFonts w:ascii="Times New Roman" w:hAnsi="Times New Roman" w:cs="Times New Roman"/>
-        </w:rPr>
+    <w:p/>
+    <w:p>
+      <w:pPr>
+        <w:rPr>
+          <w:rFonts w:ascii="Times New Roman" w:hAnsi="Times New Roman" w:cs="Times New Roman"/>
+        </w:rPr>
+      </w:pPr>
+      <w:r>
+        <w:rPr>
+          <w:rFonts w:ascii="Times New Roman" w:hAnsi="Times New Roman" w:cs="Times New Roman"/>
+        </w:rPr>
+        <w:lastRenderedPageBreak/>
         <w:t>Research:</w:t>
       </w:r>
     </w:p>
@@ -72,11 +342,16 @@
       <w:r>
         <w:t xml:space="preserve">The Central Valley is one of North America’s most altered landscapes, having lost </w:t>
       </w:r>
+      <w:proofErr w:type="gramStart"/>
       <w:r>
         <w:t xml:space="preserve">the majority </w:t>
       </w:r>
       <w:r>
-        <w:t>of its historic wetlands, riparian forests, and grasslands</w:t>
+        <w:t>of</w:t>
+      </w:r>
+      <w:proofErr w:type="gramEnd"/>
+      <w:r>
+        <w:t xml:space="preserve"> its historic wetlands, riparian forests, and grasslands</w:t>
       </w:r>
       <w:r>
         <w:t xml:space="preserve">. </w:t>

--- a/website_bio.docx
+++ b/website_bio.docx
@@ -176,7 +176,13 @@
         <w:pStyle w:val="NormalWeb"/>
       </w:pPr>
       <w:r>
-        <w:t>Intra-urban acoustic monitoring as not been widely applied in the Central Valley, and so this project provides localized data for conservation and urban greening initiatives.</w:t>
+        <w:t xml:space="preserve">Intra-urban acoustic monitoring </w:t>
+      </w:r>
+      <w:r>
+        <w:t>h</w:t>
+      </w:r>
+      <w:r>
+        <w:t>as not been widely applied in the Central Valley, and so this project provides localized data for conservation and urban greening initiatives.</w:t>
       </w:r>
     </w:p>
     <w:p>
